--- a/public/cv/Nikola_Sepic_CV_EN.docx
+++ b/public/cv/Nikola_Sepic_CV_EN.docx
@@ -77,7 +77,7 @@
           <w:sz w:val="20"/>
           <w:szCs w:val="20"/>
         </w:rPr>
-        <w:t xml:space="preserve">Full-stack developer with 1.5 years on production systems (Nuxt 4 and Laravel 12, ASP.NET Core 8, Rails 7) and hands-on digital marketing: 8 Google Ads campaigns for a private hospital and technical SEO that raised Site Health from 90% to 98%. Strongest on the front end: TypeScript, React, Next.js, Vue.</w:t>
+        <w:t xml:space="preserve">Full-stack developer with 1.5 years on production systems (Nuxt and Laravel, ASP.NET Core, Rails) and measurable digital marketing results: 8 Google Ads campaigns for a private hospital and technical SEO that raised Site Health from 90% to 98%. Strongest on the front end: TypeScript, React, Next.js, Vue.</w:t>
       </w:r>
     </w:p>
     <w:p>
@@ -143,7 +143,7 @@
           <w:sz w:val="20"/>
           <w:szCs w:val="20"/>
         </w:rPr>
-        <w:t xml:space="preserve">React 19, Next.js 16, Vue 3, Nuxt 4, Tailwind CSS, HTML, CSS</w:t>
+        <w:t xml:space="preserve">React, Next.js, Vue, Nuxt, Tailwind CSS, HTML, CSS</w:t>
       </w:r>
     </w:p>
     <w:p>
@@ -166,7 +166,7 @@
           <w:sz w:val="20"/>
           <w:szCs w:val="20"/>
         </w:rPr>
-        <w:t xml:space="preserve">Node.js, Express, Laravel 12, ASP.NET Core 8, Rails 7, REST APIs, Auth (Better Auth, Clerk, Sanctum)</w:t>
+        <w:t xml:space="preserve">Node.js, Express, Laravel, ASP.NET Core, Rails, REST APIs, Auth (Better Auth, Clerk, Sanctum)</w:t>
       </w:r>
     </w:p>
     <w:p>
@@ -268,7 +268,7 @@
           <w:szCs w:val="19"/>
         </w:rPr>
         <w:tab/>
-        <w:t xml:space="preserve">Aug 2025 – Present</w:t>
+        <w:t xml:space="preserve">Feb 2025 – Present</w:t>
       </w:r>
     </w:p>
     <w:p>
@@ -284,7 +284,7 @@
           <w:sz w:val="18"/>
           <w:szCs w:val="18"/>
         </w:rPr>
-        <w:t xml:space="preserve">Belgrade | Nuxt 4, Vue 3, TypeScript, Laravel 12, MySQL</w:t>
+        <w:t xml:space="preserve">Belgrade | Nuxt, Vue, TypeScript, Laravel, MySQL</w:t>
       </w:r>
     </w:p>
     <w:p>
@@ -338,7 +338,7 @@
           <w:sz w:val="20"/>
           <w:szCs w:val="20"/>
         </w:rPr>
-        <w:t xml:space="preserve">Own i18n for a ~400k-line platform in 5 languages with localized URLs (165 commits).</w:t>
+        <w:t xml:space="preserve">Own i18n for a ~400k-line platform in 5 languages with localized URLs.</w:t>
       </w:r>
     </w:p>
     <w:p>
@@ -413,7 +413,7 @@
           <w:sz w:val="18"/>
           <w:szCs w:val="18"/>
         </w:rPr>
-        <w:t xml:space="preserve">Remote (USA) | ASP.NET Core 8 MVC, Razor, Rails 7, Hotwire, Leaflet</w:t>
+        <w:t xml:space="preserve">Remote (USA) | ASP.NET Core MVC, Razor, Rails, Hotwire, Leaflet</w:t>
       </w:r>
     </w:p>
     <w:p>
@@ -431,7 +431,7 @@
           <w:sz w:val="20"/>
           <w:szCs w:val="20"/>
         </w:rPr>
-        <w:t xml:space="preserve">As the only UI developer on a team of 5, redesigned 40+ TMS forms into modular multi-step wizards.</w:t>
+        <w:t xml:space="preserve">As the UI developer on a two-developer team, redesigned 40+ TMS forms into modular multi-step wizards.</w:t>
       </w:r>
     </w:p>
     <w:p>
@@ -449,7 +449,7 @@
           <w:sz w:val="20"/>
           <w:szCs w:val="20"/>
         </w:rPr>
-        <w:t xml:space="preserve">Built a live Leaflet shipment map with stops, truck location and ETA per stop (Rails 7, Hotwire).</w:t>
+        <w:t xml:space="preserve">Built a live Leaflet shipment map with stops, truck location and ETA per stop (Rails, Hotwire).</w:t>
       </w:r>
     </w:p>
     <w:p>
@@ -524,7 +524,7 @@
           <w:sz w:val="18"/>
           <w:szCs w:val="18"/>
         </w:rPr>
-        <w:t xml:space="preserve">Belgrade | Nuxt 4, Laravel 12, Google Ads, Meta Ads, GA4, GTM</w:t>
+        <w:t xml:space="preserve">Belgrade | Nuxt, Laravel, Google Ads, Meta Ads, GA4, GTM</w:t>
       </w:r>
     </w:p>
     <w:p>
@@ -542,7 +542,7 @@
           <w:sz w:val="20"/>
           <w:szCs w:val="20"/>
         </w:rPr>
-        <w:t xml:space="preserve">Develop the IT Expert client platform (Nuxt 4, Laravel 12): portal, price calculator, subscriptions, Raiffeisen payments.</w:t>
+        <w:t xml:space="preserve">Build the IT Expert client platform (Nuxt, Laravel): portal, subscriptions and Raiffeisen billing covered by 133 tests.</w:t>
       </w:r>
     </w:p>
     <w:p>
@@ -627,7 +627,7 @@
           <w:sz w:val="20"/>
           <w:szCs w:val="20"/>
         </w:rPr>
-        <w:t xml:space="preserve"> | Next.js 16, MongoDB, Better Auth: </w:t>
+        <w:t xml:space="preserve"> | Next.js, MongoDB, Better Auth: </w:t>
       </w:r>
       <w:r>
         <w:rPr>
@@ -659,7 +659,7 @@
           <w:sz w:val="20"/>
           <w:szCs w:val="20"/>
         </w:rPr>
-        <w:t xml:space="preserve"> | React 19, Express 5, Prisma: </w:t>
+        <w:t xml:space="preserve"> | React, Express, Prisma: </w:t>
       </w:r>
       <w:r>
         <w:rPr>
